--- a/docs/patent/专利技术交底书_一种面向多任务的遥感时空嵌入底座构建方法.docx
+++ b/docs/patent/专利技术交底书_一种面向多任务的遥感时空嵌入底座构建方法.docx
@@ -39,15 +39,17 @@
         </w:rPr>
         <w:t>案件名称：一种面向</w:t>
       </w:r>
-      <w:r>
-        <w:rPr>
-          <w:rFonts w:eastAsia="宋体" w:hint="eastAsia"/>
-          <w:color w:val="000000"/>
-          <w:sz w:val="21"/>
-          <w:lang w:eastAsia="zh-CN"/>
-        </w:rPr>
-        <w:t>人工智能就绪</w:t>
-      </w:r>
+      <w:del w:id="27" w:author="Claude" w:date="2026-05-31T05:41:24Z" w16du:dateUtc="2026-05-31T05:41:24Z">
+        <w:r>
+          <w:rPr>
+            <w:rFonts w:eastAsia="宋体" w:hint="eastAsia"/>
+            <w:color w:val="000000"/>
+            <w:sz w:val="21"/>
+            <w:lang w:eastAsia="zh-CN"/>
+          </w:rPr>
+          <w:delText>人工智能就绪</w:delText>
+        </w:r>
+      </w:del>
       <w:r>
         <w:rPr>
           <w:rFonts w:eastAsia="宋体"/>
@@ -57,15 +59,17 @@
         </w:rPr>
         <w:t>的遥感时空嵌入底座构建方法</w:t>
       </w:r>
-      <w:r>
-        <w:rPr>
-          <w:rFonts w:eastAsia="宋体" w:hint="eastAsia"/>
-          <w:color w:val="000000"/>
-          <w:sz w:val="21"/>
-          <w:lang w:eastAsia="zh-CN"/>
-        </w:rPr>
-        <w:t>（AI-ready相关内容）</w:t>
-      </w:r>
+      <w:del w:id="28" w:author="Claude" w:date="2026-05-31T05:41:24Z" w16du:dateUtc="2026-05-31T05:41:24Z">
+        <w:r>
+          <w:rPr>
+            <w:rFonts w:eastAsia="宋体" w:hint="eastAsia"/>
+            <w:color w:val="000000"/>
+            <w:sz w:val="21"/>
+            <w:lang w:eastAsia="zh-CN"/>
+          </w:rPr>
+          <w:delText>（AI-ready相关内容）</w:delText>
+        </w:r>
+      </w:del>
     </w:p>
     <w:p>
       <w:pPr>
@@ -258,8 +262,30 @@
           <w:sz w:val="24"/>
           <w:lang w:eastAsia="zh-CN"/>
         </w:rPr>
-        <w:t>1.1 行业背景与核心痛点</w:t>
+        <w:t xml:space="preserve">1.1 </w:t>
       </w:r>
+      <w:del w:id="0" w:author="Claude" w:date="2026-05-31T05:38:54Z" w16du:dateUtc="2026-05-31T05:38:54Z">
+        <w:r>
+          <w:rPr>
+            <w:rFonts w:ascii="宋体" w:eastAsia="宋体" w:hAnsi="宋体"/>
+            <w:color w:val="000000"/>
+            <w:sz w:val="24"/>
+            <w:lang w:eastAsia="zh-CN"/>
+          </w:rPr>
+          <w:delText>行业背景与核心痛点</w:delText>
+        </w:r>
+      </w:del>
+      <w:ins w:id="1" w:author="Claude" w:date="2026-05-31T05:38:54Z" w16du:dateUtc="2026-05-31T05:38:54Z">
+        <w:r>
+          <w:rPr>
+            <w:rFonts w:ascii="宋体" w:eastAsia="宋体" w:hAnsi="宋体"/>
+            <w:color w:val="000000"/>
+            <w:sz w:val="24"/>
+            <w:lang w:eastAsia="zh-CN"/>
+          </w:rPr>
+          <w:t>现有技术分析与时空嵌入</w:t>
+        </w:r>
+      </w:ins>
     </w:p>
     <w:p>
       <w:pPr>
@@ -272,15 +298,17 @@
           <w:lang w:eastAsia="zh-CN"/>
         </w:rPr>
       </w:pPr>
-      <w:r>
-        <w:rPr>
-          <w:rFonts w:eastAsia="宋体"/>
-          <w:color w:val="000000"/>
-          <w:sz w:val="21"/>
-          <w:lang w:eastAsia="zh-CN"/>
-        </w:rPr>
-        <w:t>随着全球在轨遥感卫星数量从数百颗激增至上千颗，光学影像、雷达数据、激光点云等多源异构数据呈爆发式增长。然而，数据量的增长并未带来知识量的同步增长，遥感人工智能应用面临以下根本性矛盾：</w:t>
-      </w:r>
+      <w:del w:id="2" w:author="Claude" w:date="2026-05-31T05:38:54Z" w16du:dateUtc="2026-05-31T05:38:54Z">
+        <w:r>
+          <w:rPr>
+            <w:rFonts w:eastAsia="宋体"/>
+            <w:color w:val="000000"/>
+            <w:sz w:val="21"/>
+            <w:lang w:eastAsia="zh-CN"/>
+          </w:rPr>
+          <w:delText>随着全球在轨遥感卫星数量从数百颗激增至上千颗，光学影像、雷达数据、激光点云等多源异构数据呈爆发式增长。然而，数据量的增长并未带来知识量的同步增长，遥感人工智能应用面临以下根本性矛盾：</w:delText>
+        </w:r>
+      </w:del>
     </w:p>
     <w:p>
       <w:pPr>
@@ -295,6 +323,68 @@
           <w:lang w:eastAsia="zh-CN"/>
         </w:rPr>
       </w:pPr>
+      <w:del w:id="3" w:author="Claude" w:date="2026-05-31T05:39:08Z" w16du:dateUtc="2026-05-31T05:39:08Z">
+        <w:r>
+          <w:rPr>
+            <w:rFonts w:eastAsia="宋体" w:hint="eastAsia"/>
+            <w:b/>
+            <w:bCs/>
+            <w:color w:val="000000"/>
+            <w:sz w:val="21"/>
+            <w:lang w:eastAsia="zh-CN"/>
+          </w:rPr>
+          <w:delText>时空嵌入（Spatio-Temporal Embedding）是指将多源异构遥感数据编码为紧凑、低维且可复用的向量表征的技术。该向量同时承载空间信息（地表覆盖类型、空间结构）和时间信息（季节变化、年际变化、突发事件），使模型能够理解地表状态的动态演变。现有模型主要存在以下技术问题：</w:delText>
+        </w:r>
+      </w:del>
+      <w:ins w:id="4" w:author="Claude" w:date="2026-05-31T05:39:08Z" w16du:dateUtc="2026-05-31T05:39:08Z">
+        <w:r>
+          <w:rPr>
+            <w:rFonts w:eastAsia="宋体" w:hint="eastAsia"/>
+            <w:b/>
+            <w:bCs/>
+            <w:color w:val="000000"/>
+            <w:sz w:val="21"/>
+            <w:lang w:eastAsia="zh-CN"/>
+          </w:rPr>
+          <w:t>时空嵌入（Spatio-Temporal Embedding）是指将多源异构遥感数据编码为紧凑、低维且可复用的向量表征的技术。该向量同时承载空间信息（地表覆盖类型、空间结构）和时间信息（季节变化、年际变化、突发事件），使模型能够理解地表状态的动态演变。</w:t>
+        </w:r>
+      </w:ins>
+    </w:p>
+    <w:p>
+      <w:pPr>
+        <w:spacing w:after="0" w:line="360" w:lineRule="auto"/>
+        <w:ind w:firstLine="420"/>
+        <w:rPr>
+          <w:ins w:id="5" w:author="Claude" w:date="2026-05-31T05:39:31Z" w16du:dateUtc="2026-05-31T05:39:31Z"/>
+          <w:rFonts w:eastAsia="宋体"/>
+          <w:color w:val="000000"/>
+          <w:sz w:val="21"/>
+          <w:lang w:eastAsia="zh-CN"/>
+        </w:rPr>
+      </w:pPr>
+      <w:ins w:id="6" w:author="Claude" w:date="2026-05-31T05:39:31Z" w16du:dateUtc="2026-05-31T05:39:31Z">
+        <w:r>
+          <w:rPr>
+            <w:rFonts w:eastAsia="宋体"/>
+            <w:color w:val="000000"/>
+            <w:sz w:val="21"/>
+            <w:lang w:eastAsia="zh-CN"/>
+          </w:rPr>
+          <w:t>现有遥感智能分析方法按技术路线可分为以下几类，但均存在显著的技术局限，未能有效解决嵌入坍缩和时间敏感性不足等核心问题。</w:t>
+        </w:r>
+      </w:ins>
+    </w:p>
+    <w:p>
+      <w:pPr>
+        <w:spacing w:after="0" w:line="360" w:lineRule="auto"/>
+        <w:ind w:firstLine="420"/>
+        <w:rPr>
+          <w:rFonts w:hint="eastAsia"/>
+          <w:b/>
+          <w:bCs/>
+          <w:lang w:eastAsia="zh-CN"/>
+        </w:rPr>
+      </w:pPr>
       <w:r>
         <w:rPr>
           <w:rFonts w:eastAsia="宋体" w:hint="eastAsia"/>
@@ -304,29 +394,6 @@
           <w:sz w:val="21"/>
           <w:lang w:eastAsia="zh-CN"/>
         </w:rPr>
-        <w:t>时空嵌入（Spatio-Temporal Embedding）是指将多源异构遥感数据编码为紧凑、低维且可复用的向量表征的技术。该向量同时承载空间信息（地表覆盖类型、空间结构）和时间信息（季节变化、年际变化、突发事件），使模型能够理解地表状态的动态演变。现有模型主要存在以下技术问题：</w:t>
-      </w:r>
-    </w:p>
-    <w:p>
-      <w:pPr>
-        <w:spacing w:after="0" w:line="360" w:lineRule="auto"/>
-        <w:ind w:firstLine="420"/>
-        <w:rPr>
-          <w:rFonts w:hint="eastAsia"/>
-          <w:b/>
-          <w:bCs/>
-          <w:lang w:eastAsia="zh-CN"/>
-        </w:rPr>
-      </w:pPr>
-      <w:r>
-        <w:rPr>
-          <w:rFonts w:eastAsia="宋体" w:hint="eastAsia"/>
-          <w:b/>
-          <w:bCs/>
-          <w:color w:val="000000"/>
-          <w:sz w:val="21"/>
-          <w:lang w:eastAsia="zh-CN"/>
-        </w:rPr>
         <w:t/>
       </w:r>
     </w:p>
@@ -338,15 +405,28 @@
           <w:lang w:eastAsia="zh-CN"/>
         </w:rPr>
       </w:pPr>
-      <w:r>
-        <w:rPr>
-          <w:rFonts w:eastAsia="宋体"/>
-          <w:color w:val="000000"/>
-          <w:sz w:val="21"/>
-          <w:lang w:eastAsia="zh-CN"/>
-        </w:rPr>
-        <w:t>第一，重复建设严重。 不同应用领域（如气象预测、水文监测、农业估产、城市规划、灾害应急等）各自独立构建数据预处理管道和 AI 模型。它们往往针对同一块地理区域、同一批遥感数据源，却重复进行数据清洗、格式转换、特征工程和模型训练，造成巨大的算力和人力资源浪费。</w:t>
-      </w:r>
+      <w:del w:id="7" w:author="Claude" w:date="2026-05-31T05:39:42Z" w16du:dateUtc="2026-05-31T05:39:42Z">
+        <w:r>
+          <w:rPr>
+            <w:rFonts w:eastAsia="宋体"/>
+            <w:color w:val="000000"/>
+            <w:sz w:val="21"/>
+            <w:lang w:eastAsia="zh-CN"/>
+          </w:rPr>
+          <w:delText>第一，重复建设严重。 不同应用领域（如气象预测、水文监测、农业估产、城市规划、灾害应急等）各自独立构建数据预处理管道和 AI 模型。它们往往针对同一块地理区域、同一批遥感数据源，却重复进行数据清洗、格式转换、特征工程和模型训练，造成巨大的算力和人力资源浪费。</w:delText>
+        </w:r>
+      </w:del>
+      <w:ins w:id="8" w:author="Claude" w:date="2026-05-31T05:39:42Z" w16du:dateUtc="2026-05-31T05:39:42Z">
+        <w:r>
+          <w:rPr>
+            <w:rFonts w:eastAsia="宋体"/>
+            <w:color w:val="000000"/>
+            <w:sz w:val="21"/>
+            <w:lang w:eastAsia="zh-CN"/>
+          </w:rPr>
+          <w:t>第一，嵌入坍缩问题。现有自监督方法在训练过程中容易出现嵌入坍缩现象，即模型对不同输入生成高度相似的嵌入向量，导致嵌入失去区分能力。部分方法虽然在归一化后计算反坍缩损失，但归一化操作在嵌入坍缩时会使梯度趋于消失，反坍缩训练失效。</w:t>
+        </w:r>
+      </w:ins>
     </w:p>
     <w:p>
       <w:pPr>
@@ -356,16 +436,28 @@
           <w:lang w:eastAsia="zh-CN"/>
         </w:rPr>
       </w:pPr>
-      <w:r>
-        <w:rPr>
-          <w:rFonts w:eastAsia="宋体"/>
-          <w:color w:val="000000"/>
-          <w:sz w:val="21"/>
-          <w:lang w:eastAsia="zh-CN"/>
-        </w:rPr>
-        <w:lastRenderedPageBreak/>
-        <w:t>第二，单任务专用模型无法复用。 传统遥感分析采用"一个任务一个模型"的模式：变化检测需要专门训练一套模型，土地覆盖分类需要另一套模型，水体监测又需要第三套模型。这些模型之间无法共享中间表征，每次新增任务都要从头开始，开发周期长、成本高。</w:t>
-      </w:r>
+      <w:del w:id="9" w:author="Claude" w:date="2026-05-31T05:39:53Z" w16du:dateUtc="2026-05-31T05:39:53Z">
+        <w:r>
+          <w:rPr>
+            <w:rFonts w:eastAsia="宋体"/>
+            <w:color w:val="000000"/>
+            <w:sz w:val="21"/>
+            <w:lang w:eastAsia="zh-CN"/>
+          </w:rPr>
+          <w:delText>第二，单任务专用模型无法复用。 传统遥感分析采用"一个任务一个模型"的模式：变化检测需要专门训练一套模型，土地覆盖分类需要另一套模型，水体监测又需要第三套模型。这些模型之间无法共享中间表征，每次新增任务都要从头开始，开发周期长、成本高。</w:delText>
+        </w:r>
+      </w:del>
+      <w:ins w:id="10" w:author="Claude" w:date="2026-05-31T05:39:53Z" w16du:dateUtc="2026-05-31T05:39:53Z">
+        <w:r>
+          <w:rPr>
+            <w:rFonts w:eastAsia="宋体"/>
+            <w:color w:val="000000"/>
+            <w:sz w:val="21"/>
+            <w:lang w:eastAsia="zh-CN"/>
+          </w:rPr>
+          <w:t>第二，时间敏感性不足问题。现有方法主要依赖重建任务隐式学习时序信息，缺乏显式约束迫使不同时间窗口的嵌入产生可区分的差异，导致嵌入向量对地表时间变化不敏感，难以支持变化检测等时序分析任务。</w:t>
+        </w:r>
+      </w:ins>
     </w:p>
     <w:p>
       <w:pPr>
@@ -375,15 +467,28 @@
           <w:lang w:eastAsia="zh-CN"/>
         </w:rPr>
       </w:pPr>
-      <w:r>
-        <w:rPr>
-          <w:rFonts w:eastAsia="宋体"/>
-          <w:color w:val="000000"/>
-          <w:sz w:val="21"/>
-          <w:lang w:eastAsia="zh-CN"/>
-        </w:rPr>
-        <w:t>第三，缺乏通用时空底座。 现有技术未能将多源异构遥感数据统一编码为紧凑且可复用的嵌入向量。即使部分方法学习了嵌入表征，也面临嵌入坍缩（不同输入产生高度相似的嵌入向量）和时间敏感性不足（嵌入向量难以区分同一地点不同时间的差异）等问题，导致嵌入向量无法可靠地支持多种下游任务。</w:t>
-      </w:r>
+      <w:del w:id="11" w:author="Claude" w:date="2026-05-31T05:40:03Z" w16du:dateUtc="2026-05-31T05:40:03Z">
+        <w:r>
+          <w:rPr>
+            <w:rFonts w:eastAsia="宋体"/>
+            <w:color w:val="000000"/>
+            <w:sz w:val="21"/>
+            <w:lang w:eastAsia="zh-CN"/>
+          </w:rPr>
+          <w:delText>第三，缺乏通用时空底座。 现有技术未能将多源异构遥感数据统一编码为紧凑且可复用的嵌入向量。即使部分方法学习了嵌入表征，也面临嵌入坍缩（不同输入产生高度相似的嵌入向量）和时间敏感性不足（嵌入向量难以区分同一地点不同时间的差异）等问题，导致嵌入向量无法可靠地支持多种下游任务。</w:delText>
+        </w:r>
+      </w:del>
+      <w:ins w:id="12" w:author="Claude" w:date="2026-05-31T05:40:03Z" w16du:dateUtc="2026-05-31T05:40:03Z">
+        <w:r>
+          <w:rPr>
+            <w:rFonts w:eastAsia="宋体"/>
+            <w:color w:val="000000"/>
+            <w:sz w:val="21"/>
+            <w:lang w:eastAsia="zh-CN"/>
+          </w:rPr>
+          <w:t>第三，静态目标干扰时序学习问题。现有方法将高程、土地覆盖等静态数据与动态遥感数据同等对待作为重建目标，静态目标的时间无关性会干扰模型对时间动态的建模，削弱嵌入向量的时序表达能力。</w:t>
+        </w:r>
+      </w:ins>
     </w:p>
     <w:p>
       <w:pPr>
@@ -429,15 +534,17 @@
           <w:lang w:eastAsia="zh-CN"/>
         </w:rPr>
       </w:pPr>
-      <w:r>
-        <w:rPr>
-          <w:rFonts w:eastAsia="宋体"/>
-          <w:color w:val="000000"/>
-          <w:sz w:val="21"/>
-          <w:lang w:eastAsia="zh-CN"/>
-        </w:rPr>
-        <w:t>第一类：基于人工特征的传统方法。 依赖专家设计的指数（如 NDVI、NDWI）或监督分类器（如支持向量机、随机森林）进行分析。此类方法需要大量人工标注，特征设计依赖专家经验，且一个模型只能完成单一任务，无法复用表征。</w:t>
-      </w:r>
+      <w:del w:id="13" w:author="Claude" w:date="2026-05-31T05:40:21Z" w16du:dateUtc="2026-05-31T05:40:21Z">
+        <w:r>
+          <w:rPr>
+            <w:rFonts w:eastAsia="宋体"/>
+            <w:color w:val="000000"/>
+            <w:sz w:val="21"/>
+            <w:lang w:eastAsia="zh-CN"/>
+          </w:rPr>
+          <w:delText>第一类：基于人工特征的传统方法。 依赖专家设计的指数（如 NDVI、NDWI）或监督分类器（如支持向量机、随机森林）进行分析。此类方法需要大量人工标注，特征设计依赖专家经验，且一个模型只能完成单一任务，无法复用表征。</w:delText>
+        </w:r>
+      </w:del>
     </w:p>
     <w:p>
       <w:pPr>
@@ -447,15 +554,17 @@
           <w:lang w:eastAsia="zh-CN"/>
         </w:rPr>
       </w:pPr>
-      <w:r>
-        <w:rPr>
-          <w:rFonts w:eastAsia="宋体"/>
-          <w:color w:val="000000"/>
-          <w:sz w:val="21"/>
-          <w:lang w:eastAsia="zh-CN"/>
-        </w:rPr>
-        <w:t>第二类：基于自监督学习的基础模型。 包括基于掩码自编码器的方法（通过随机掩码并重建像素学习表征）、基于对比学习的方法（通过正负样本对拉近相似样本）、以及基于非对比学习的方法（通过去相关和方差约束防止坍缩）。此类方法虽然能够学习通用表征，但存在以下局限：（1）重建任务本身不直接约束嵌入的时间敏感性；（2）部分方法依赖大批量负样本假设，在小数据场景下效果受限；（3）部分方法在 L2 归一化后的球面上计算损失，当嵌入趋于坍缩时梯度趋于消失，导致反坍缩训练失效。</w:t>
-      </w:r>
+      <w:del w:id="14" w:author="Claude" w:date="2026-05-31T05:40:28Z" w16du:dateUtc="2026-05-31T05:40:28Z">
+        <w:r>
+          <w:rPr>
+            <w:rFonts w:eastAsia="宋体"/>
+            <w:color w:val="000000"/>
+            <w:sz w:val="21"/>
+            <w:lang w:eastAsia="zh-CN"/>
+          </w:rPr>
+          <w:delText>第二类：基于自监督学习的基础模型。 包括基于掩码自编码器的方法（通过随机掩码并重建像素学习表征）、基于对比学习的方法（通过正负样本对拉近相似样本）、以及基于非对比学习的方法（通过去相关和方差约束防止坍缩）。此类方法虽然能够学习通用表征，但存在以下局限：（1）重建任务本身不直接约束嵌入的时间敏感性；（2）部分方法依赖大批量负样本假设，在小数据场景下效果受限；（3）部分方法在 L2 归一化后的球面上计算损失，当嵌入趋于坍缩时梯度趋于消失，导致反坍缩训练失效。</w:delText>
+        </w:r>
+      </w:del>
     </w:p>
     <w:p>
       <w:pPr>
@@ -465,15 +574,17 @@
           <w:lang w:eastAsia="zh-CN"/>
         </w:rPr>
       </w:pPr>
-      <w:r>
-        <w:rPr>
-          <w:rFonts w:eastAsia="宋体"/>
-          <w:color w:val="000000"/>
-          <w:sz w:val="21"/>
-          <w:lang w:eastAsia="zh-CN"/>
-        </w:rPr>
-        <w:t>第三类：基于专用模型的变化检测与分类方法。 包括端到端监督方法（如 Siamese 网络）和基于预训练嵌入的方法。端到端方法需要大量成对的变化标注数据，且模型专用于变化检测任务，无法直接用于土地覆盖分类等其他任务。基于预训练嵌入的方法虽然理论上可以复用表征，但现有嵌入方法的时间敏感性不足，导致变化检测精度受限，且同样未解决嵌入坍缩问题。</w:t>
-      </w:r>
+      <w:del w:id="15" w:author="Claude" w:date="2026-05-31T05:40:34Z" w16du:dateUtc="2026-05-31T05:40:34Z">
+        <w:r>
+          <w:rPr>
+            <w:rFonts w:eastAsia="宋体"/>
+            <w:color w:val="000000"/>
+            <w:sz w:val="21"/>
+            <w:lang w:eastAsia="zh-CN"/>
+          </w:rPr>
+          <w:delText>第三类：基于专用模型的变化检测与分类方法。 包括端到端监督方法（如 Siamese 网络）和基于预训练嵌入的方法。端到端方法需要大量成对的变化标注数据，且模型专用于变化检测任务，无法直接用于土地覆盖分类等其他任务。基于预训练嵌入的方法虽然理论上可以复用表征，但现有嵌入方法的时间敏感性不足，导致变化检测精度受限，且同样未解决嵌入坍缩问题。</w:delText>
+        </w:r>
+      </w:del>
     </w:p>
     <w:p>
       <w:pPr>
@@ -483,15 +594,17 @@
           <w:lang w:eastAsia="zh-CN"/>
         </w:rPr>
       </w:pPr>
-      <w:r>
-        <w:rPr>
-          <w:rFonts w:eastAsia="宋体"/>
-          <w:color w:val="000000"/>
-          <w:sz w:val="21"/>
-          <w:lang w:eastAsia="zh-CN"/>
-        </w:rPr>
-        <w:t>本发明与现有技术的本质区别</w:t>
-      </w:r>
+      <w:del w:id="16" w:author="Claude" w:date="2026-05-31T05:40:43Z" w16du:dateUtc="2026-05-31T05:40:43Z">
+        <w:r>
+          <w:rPr>
+            <w:rFonts w:eastAsia="宋体"/>
+            <w:color w:val="000000"/>
+            <w:sz w:val="21"/>
+            <w:lang w:eastAsia="zh-CN"/>
+          </w:rPr>
+          <w:delText>本发明与现有技术的本质区别</w:delText>
+        </w:r>
+      </w:del>
     </w:p>
     <w:p>
       <w:pPr>
@@ -501,15 +614,17 @@
           <w:lang w:eastAsia="zh-CN"/>
         </w:rPr>
       </w:pPr>
-      <w:r>
-        <w:rPr>
-          <w:rFonts w:eastAsia="宋体"/>
-          <w:color w:val="000000"/>
-          <w:sz w:val="21"/>
-          <w:lang w:eastAsia="zh-CN"/>
-        </w:rPr>
-        <w:t>现有方法的根本性不足在于：它们或停留在单任务专用模型的层面，或虽学习通用表征但未能解决嵌入坍缩和时间敏感性不足的问题，最终都无法形成一个可被多个下游任务复用的通用遥感嵌入底座。</w:t>
-      </w:r>
+      <w:del w:id="17" w:author="Claude" w:date="2026-05-31T05:40:43Z" w16du:dateUtc="2026-05-31T05:40:43Z">
+        <w:r>
+          <w:rPr>
+            <w:rFonts w:eastAsia="宋体"/>
+            <w:color w:val="000000"/>
+            <w:sz w:val="21"/>
+            <w:lang w:eastAsia="zh-CN"/>
+          </w:rPr>
+          <w:delText>现有方法的根本性不足在于：它们或停留在单任务专用模型的层面，或虽学习通用表征但未能解决嵌入坍缩和时间敏感性不足的问题，最终都无法形成一个可被多个下游任务复用的通用遥感嵌入底座。</w:delText>
+        </w:r>
+      </w:del>
     </w:p>
     <w:p>
       <w:pPr>
@@ -519,15 +634,17 @@
           <w:lang w:eastAsia="zh-CN"/>
         </w:rPr>
       </w:pPr>
-      <w:r>
-        <w:rPr>
-          <w:rFonts w:eastAsia="宋体"/>
-          <w:color w:val="000000"/>
-          <w:sz w:val="21"/>
-          <w:lang w:eastAsia="zh-CN"/>
-        </w:rPr>
-        <w:t>本发明的核心思路是：训练一个统一的嵌入模型，将多源异构遥感数据编码为紧凑的嵌入向量，使该嵌入向量同时具备（1）空间充分分散（反坍缩）、（2）时间敏感可区分（时序对比）、（3）多任务可复用（通用表征）三大特性。基于该嵌入向量，变化检测、土地覆盖分类、农田变化监测、水体动态追踪等多种下游任务均可直接调用，无需为每个任务单独训练模型，从根本上避免重复造轮子。</w:t>
-      </w:r>
+      <w:del w:id="18" w:author="Claude" w:date="2026-05-31T05:40:43Z" w16du:dateUtc="2026-05-31T05:40:43Z">
+        <w:r>
+          <w:rPr>
+            <w:rFonts w:eastAsia="宋体"/>
+            <w:color w:val="000000"/>
+            <w:sz w:val="21"/>
+            <w:lang w:eastAsia="zh-CN"/>
+          </w:rPr>
+          <w:delText>本发明的核心思路是：训练一个统一的嵌入模型，将多源异构遥感数据编码为紧凑的嵌入向量，使该嵌入向量同时具备（1）空间充分分散（反坍缩）、（2）时间敏感可区分（时序对比）、（3）多任务可复用（通用表征）三大特性。基于该嵌入向量，变化检测、土地覆盖分类、农田变化监测、水体动态追踪等多种下游任务均可直接调用，无需为每个任务单独训练模型，从根本上避免重复造轮子。</w:delText>
+        </w:r>
+      </w:del>
     </w:p>
     <w:p>
       <w:pPr>
@@ -2178,24 +2295,26 @@
           <w:lang w:eastAsia="zh-CN"/>
         </w:rPr>
       </w:pPr>
-      <w:r>
-        <w:rPr>
-          <w:rFonts w:eastAsia="宋体" w:hint="eastAsia"/>
-          <w:color w:val="000000"/>
-          <w:sz w:val="21"/>
-          <w:lang w:eastAsia="zh-CN"/>
-        </w:rPr>
-        <w:t>和前面对应起来，一步一步走</w:t>
-      </w:r>
-      <w:r>
-        <w:rPr>
-          <w:rFonts w:eastAsia="宋体" w:hint="eastAsia"/>
-          <w:color w:val="000000"/>
-          <w:sz w:val="21"/>
-          <w:lang w:eastAsia="zh-CN"/>
-        </w:rPr>
-        <w:t>，让审查员看明白，写一个就可以</w:t>
-      </w:r>
+      <w:del w:id="29" w:author="Claude" w:date="2026-05-31T05:41:44Z" w16du:dateUtc="2026-05-31T05:41:44Z">
+        <w:r>
+          <w:rPr>
+            <w:rFonts w:eastAsia="宋体" w:hint="eastAsia"/>
+            <w:color w:val="000000"/>
+            <w:sz w:val="21"/>
+            <w:lang w:eastAsia="zh-CN"/>
+          </w:rPr>
+          <w:delText>和前面对应起来，一步一步走</w:delText>
+        </w:r>
+        <w:r>
+          <w:rPr>
+            <w:rFonts w:eastAsia="宋体" w:hint="eastAsia"/>
+            <w:color w:val="000000"/>
+            <w:sz w:val="21"/>
+            <w:lang w:eastAsia="zh-CN"/>
+          </w:rPr>
+          <w:delText>，让审查员看明白，写一个就可以</w:delText>
+        </w:r>
+      </w:del>
     </w:p>
     <w:p>
       <w:pPr>
@@ -2590,22 +2709,24 @@
           <w:lang w:eastAsia="zh-CN"/>
         </w:rPr>
       </w:pPr>
-      <w:r>
-        <w:rPr>
-          <w:rFonts w:ascii="宋体" w:eastAsia="宋体" w:hAnsi="宋体"/>
-          <w:color w:val="000000"/>
-          <w:lang w:eastAsia="zh-CN"/>
-        </w:rPr>
-        <w:t>七、替代方案</w:t>
-      </w:r>
-      <w:r>
-        <w:rPr>
-          <w:rFonts w:ascii="宋体" w:eastAsia="宋体" w:hAnsi="宋体" w:hint="eastAsia"/>
-          <w:color w:val="000000"/>
-          <w:lang w:eastAsia="zh-CN"/>
-        </w:rPr>
-        <w:t>（可写可不写，无）</w:t>
-      </w:r>
+      <w:del w:id="19" w:author="Claude" w:date="2026-05-31T05:40:54Z" w16du:dateUtc="2026-05-31T05:40:54Z">
+        <w:r>
+          <w:rPr>
+            <w:rFonts w:ascii="宋体" w:eastAsia="宋体" w:hAnsi="宋体"/>
+            <w:color w:val="000000"/>
+            <w:lang w:eastAsia="zh-CN"/>
+          </w:rPr>
+          <w:delText>七、替代方案</w:delText>
+        </w:r>
+        <w:r>
+          <w:rPr>
+            <w:rFonts w:ascii="宋体" w:eastAsia="宋体" w:hAnsi="宋体" w:hint="eastAsia"/>
+            <w:color w:val="000000"/>
+            <w:lang w:eastAsia="zh-CN"/>
+          </w:rPr>
+          <w:delText>（可写可不写，无）</w:delText>
+        </w:r>
+      </w:del>
     </w:p>
     <w:p>
       <w:pPr>
@@ -2615,15 +2736,17 @@
           <w:lang w:eastAsia="zh-CN"/>
         </w:rPr>
       </w:pPr>
-      <w:r>
-        <w:rPr>
-          <w:rFonts w:eastAsia="宋体"/>
-          <w:color w:val="000000"/>
-          <w:sz w:val="21"/>
-          <w:lang w:eastAsia="zh-CN"/>
-        </w:rPr>
-        <w:t>（1）反坍缩损失可采用基于最大编码率降低理论的损失函数替代均匀性损失，通过体积最大化约束嵌入空间。</w:t>
-      </w:r>
+      <w:del w:id="20" w:author="Claude" w:date="2026-05-31T05:41:11Z" w16du:dateUtc="2026-05-31T05:41:11Z">
+        <w:r>
+          <w:rPr>
+            <w:rFonts w:eastAsia="宋体"/>
+            <w:color w:val="000000"/>
+            <w:sz w:val="21"/>
+            <w:lang w:eastAsia="zh-CN"/>
+          </w:rPr>
+          <w:delText>（1）反坍缩损失可采用基于最大编码率降低理论的损失函数替代均匀性损失，通过体积最大化约束嵌入空间。</w:delText>
+        </w:r>
+      </w:del>
     </w:p>
     <w:p>
       <w:pPr>
@@ -2633,15 +2756,17 @@
           <w:lang w:eastAsia="zh-CN"/>
         </w:rPr>
       </w:pPr>
-      <w:r>
-        <w:rPr>
-          <w:rFonts w:eastAsia="宋体"/>
-          <w:color w:val="000000"/>
-          <w:sz w:val="21"/>
-          <w:lang w:eastAsia="zh-CN"/>
-        </w:rPr>
-        <w:t>（2）时序对比损失可采用沿完整时间维度并行对比所有时间步的策略，替代仅对比采样窗口的方式。</w:t>
-      </w:r>
+      <w:del w:id="21" w:author="Claude" w:date="2026-05-31T05:41:11Z" w16du:dateUtc="2026-05-31T05:41:11Z">
+        <w:r>
+          <w:rPr>
+            <w:rFonts w:eastAsia="宋体"/>
+            <w:color w:val="000000"/>
+            <w:sz w:val="21"/>
+            <w:lang w:eastAsia="zh-CN"/>
+          </w:rPr>
+          <w:delText>（2）时序对比损失可采用沿完整时间维度并行对比所有时间步的策略，替代仅对比采样窗口的方式。</w:delText>
+        </w:r>
+      </w:del>
     </w:p>
     <w:p>
       <w:pPr>
@@ -2651,15 +2776,17 @@
           <w:lang w:eastAsia="zh-CN"/>
         </w:rPr>
       </w:pPr>
-      <w:r>
-        <w:rPr>
-          <w:rFonts w:eastAsia="宋体"/>
-          <w:color w:val="000000"/>
-          <w:sz w:val="21"/>
-          <w:lang w:eastAsia="zh-CN"/>
-        </w:rPr>
-        <w:t>（3）教师-学生框架可采用共享参数策略，教师和学生使用完全相同的参数，仅输入不同，替代动量更新策略。</w:t>
-      </w:r>
+      <w:del w:id="22" w:author="Claude" w:date="2026-05-31T05:41:11Z" w16du:dateUtc="2026-05-31T05:41:11Z">
+        <w:r>
+          <w:rPr>
+            <w:rFonts w:eastAsia="宋体"/>
+            <w:color w:val="000000"/>
+            <w:sz w:val="21"/>
+            <w:lang w:eastAsia="zh-CN"/>
+          </w:rPr>
+          <w:delText>（3）教师-学生框架可采用共享参数策略，教师和学生使用完全相同的参数，仅输入不同，替代动量更新策略。</w:delText>
+        </w:r>
+      </w:del>
     </w:p>
     <w:p>
       <w:pPr>
@@ -2669,15 +2796,17 @@
           <w:lang w:eastAsia="zh-CN"/>
         </w:rPr>
       </w:pPr>
-      <w:r>
-        <w:rPr>
-          <w:rFonts w:eastAsia="宋体"/>
-          <w:color w:val="000000"/>
-          <w:sz w:val="21"/>
-          <w:lang w:eastAsia="zh-CN"/>
-        </w:rPr>
-        <w:t>（4）双窗口采样可扩展为多窗口采样，同时对比三个或更多时间窗口的嵌入。</w:t>
-      </w:r>
+      <w:del w:id="23" w:author="Claude" w:date="2026-05-31T05:41:11Z" w16du:dateUtc="2026-05-31T05:41:11Z">
+        <w:r>
+          <w:rPr>
+            <w:rFonts w:eastAsia="宋体"/>
+            <w:color w:val="000000"/>
+            <w:sz w:val="21"/>
+            <w:lang w:eastAsia="zh-CN"/>
+          </w:rPr>
+          <w:delText>（4）双窗口采样可扩展为多窗口采样，同时对比三个或更多时间窗口的嵌入。</w:delText>
+        </w:r>
+      </w:del>
     </w:p>
     <w:p>
       <w:pPr>
@@ -2687,14 +2816,16 @@
           <w:lang w:eastAsia="zh-CN"/>
         </w:rPr>
       </w:pPr>
-      <w:r>
-        <w:rPr>
-          <w:rFonts w:eastAsia="宋体"/>
-          <w:sz w:val="21"/>
-          <w:lang w:eastAsia="zh-CN"/>
-        </w:rPr>
-        <w:t>（5）栅格坐标系对齐方案可采用其他全球坐标方案替代，只要具备全球一致性、多尺度无缝衔接和多源数据对齐能力即可。</w:t>
-      </w:r>
+      <w:del w:id="24" w:author="Claude" w:date="2026-05-31T05:41:11Z" w16du:dateUtc="2026-05-31T05:41:11Z">
+        <w:r>
+          <w:rPr>
+            <w:rFonts w:eastAsia="宋体"/>
+            <w:sz w:val="21"/>
+            <w:lang w:eastAsia="zh-CN"/>
+          </w:rPr>
+          <w:delText>（5）栅格坐标系对齐方案可采用其他全球坐标方案替代，只要具备全球一致性、多尺度无缝衔接和多源数据对齐能力即可。</w:delText>
+        </w:r>
+      </w:del>
     </w:p>
     <w:p>
       <w:pPr>
@@ -2704,15 +2835,17 @@
           <w:lang w:eastAsia="zh-CN"/>
         </w:rPr>
       </w:pPr>
-      <w:r>
-        <w:rPr>
-          <w:rFonts w:eastAsia="宋体"/>
-          <w:color w:val="000000"/>
-          <w:sz w:val="21"/>
-          <w:lang w:eastAsia="zh-CN"/>
-        </w:rPr>
-        <w:t>（6）专用输入头可采用其他特征提取结构（如全连接层、注意力机制等）替代卷积下采样结构，只要能够将不同数据源映射到统一潜在空间即可。</w:t>
-      </w:r>
+      <w:del w:id="25" w:author="Claude" w:date="2026-05-31T05:41:11Z" w16du:dateUtc="2026-05-31T05:41:11Z">
+        <w:r>
+          <w:rPr>
+            <w:rFonts w:eastAsia="宋体"/>
+            <w:color w:val="000000"/>
+            <w:sz w:val="21"/>
+            <w:lang w:eastAsia="zh-CN"/>
+          </w:rPr>
+          <w:delText>（6）专用输入头可采用其他特征提取结构（如全连接层、注意力机制等）替代卷积下采样结构，只要能够将不同数据源映射到统一潜在空间即可。</w:delText>
+        </w:r>
+      </w:del>
     </w:p>
     <w:p>
       <w:pPr>
@@ -2722,15 +2855,17 @@
           <w:lang w:eastAsia="zh-CN"/>
         </w:rPr>
       </w:pPr>
-      <w:r>
-        <w:rPr>
-          <w:rFonts w:eastAsia="宋体"/>
-          <w:color w:val="000000"/>
-          <w:sz w:val="21"/>
-          <w:lang w:eastAsia="zh-CN"/>
-        </w:rPr>
-        <w:t>（7）多路径时空特征提取单元中的三路并行结构可替换为串行结构或混合结构，只要能够同时捕获时间依赖、空间依赖和高分辨率局部细节即可。</w:t>
-      </w:r>
+      <w:del w:id="26" w:author="Claude" w:date="2026-05-31T05:41:11Z" w16du:dateUtc="2026-05-31T05:41:11Z">
+        <w:r>
+          <w:rPr>
+            <w:rFonts w:eastAsia="宋体"/>
+            <w:color w:val="000000"/>
+            <w:sz w:val="21"/>
+            <w:lang w:eastAsia="zh-CN"/>
+          </w:rPr>
+          <w:delText>（7）多路径时空特征提取单元中的三路并行结构可替换为串行结构或混合结构，只要能够同时捕获时间依赖、空间依赖和高分辨率局部细节即可。</w:delText>
+        </w:r>
+      </w:del>
     </w:p>
     <w:p>
       <w:pPr>
@@ -2978,6 +3113,14 @@
     <w:abstractNumId w:val="0"/>
   </w:num>
 </w:numbering>
+</file>
+
+<file path=word/people.xml><?xml version="1.0" encoding="utf-8"?>
+<w15:people xmlns:w15="http://schemas.microsoft.com/office/word/2012/wordml">
+  <w15:person w15:author="Claude">
+    <w15:presenceInfo w15:providerId="None" w15:userId="Claude"/>
+  </w15:person>
+</w15:people>
 </file>
 
 <file path=word/styles.xml><?xml version="1.0" encoding="utf-8"?>

--- a/docs/patent/专利技术交底书_一种面向多任务的遥感时空嵌入底座构建方法.docx
+++ b/docs/patent/专利技术交底书_一种面向多任务的遥感时空嵌入底座构建方法.docx
@@ -50,6 +50,17 @@
           <w:delText>人工智能就绪</w:delText>
         </w:r>
       </w:del>
+      <w:ins w:id="30" w:author="Claude" w:date="2026-05-31T05:43:42Z" w16du:dateUtc="2026-05-31T05:43:42Z">
+        <w:r>
+          <w:rPr>
+            <w:rFonts w:eastAsia="宋体" w:hint="eastAsia"/>
+            <w:color w:val="000000"/>
+            <w:sz w:val="21"/>
+            <w:lang w:eastAsia="zh-CN"/>
+          </w:rPr>
+          <w:t>人工智能就绪</w:t>
+        </w:r>
+      </w:ins>
       <w:r>
         <w:rPr>
           <w:rFonts w:eastAsia="宋体"/>
@@ -70,6 +81,17 @@
           <w:delText>（AI-ready相关内容）</w:delText>
         </w:r>
       </w:del>
+      <w:ins w:id="31" w:author="Claude" w:date="2026-05-31T05:43:42Z" w16du:dateUtc="2026-05-31T05:43:42Z">
+        <w:r>
+          <w:rPr>
+            <w:rFonts w:eastAsia="宋体" w:hint="eastAsia"/>
+            <w:color w:val="000000"/>
+            <w:sz w:val="21"/>
+            <w:lang w:eastAsia="zh-CN"/>
+          </w:rPr>
+          <w:t>（AI-ready相关内容）</w:t>
+        </w:r>
+      </w:ins>
     </w:p>
     <w:p>
       <w:pPr>
@@ -842,6 +864,30 @@
         </w:rPr>
         <w:t>本发明面向多时相、多源遥感数据的自监督嵌入学习场景，旨在构建一个通用的遥感嵌入底座。训练完成后，该底座可为多种下游应用提供标准化嵌入向量服务，包括但不限于：城市扩张监测、农田变化检测、水体范围动态追踪、森林覆盖变化分析、土地覆盖分类、灾害受损评估等。</w:t>
       </w:r>
+    </w:p>
+    <w:p>
+      <w:pPr>
+        <w:spacing w:after="0" w:line="360" w:lineRule="auto"/>
+        <w:ind w:firstLine="420"/>
+        <w:rPr>
+          <w:ins w:id="32" w:author="Claude" w:date="2026-05-31T05:44:03Z" w16du:dateUtc="2026-05-31T05:44:03Z"/>
+          <w:rFonts w:eastAsia="宋体"/>
+          <w:color w:val="000000"/>
+          <w:sz w:val="21"/>
+          <w:lang w:eastAsia="zh-CN"/>
+        </w:rPr>
+      </w:pPr>
+      <w:ins w:id="33" w:author="Claude" w:date="2026-05-31T05:44:03Z" w16du:dateUtc="2026-05-31T05:44:03Z">
+        <w:r>
+          <w:rPr>
+            <w:rFonts w:eastAsia="宋体"/>
+            <w:color w:val="000000"/>
+            <w:sz w:val="21"/>
+            <w:lang w:eastAsia="zh-CN"/>
+          </w:rPr>
+          <w:t>本发明同时面向人工智能就绪（AI-ready）数据构建需求。所谓AI-ready数据，是指经过标准化预处理、质量筛选和统一组织，可直接用于人工智能模型训练与推理的遥感数据集。具体而言，本发明在数据准备阶段实施以下AI-ready处理：首先，对多源遥感数据进行统一的质量筛选，包括云量检测与过滤、时相完整性校验、以及辐射定标与大气校正，确保输入数据满足模型训练的质量要求；其次，将不同来源、不同分辨率、不同坐标系的遥感数据统一到同一套栅格坐标系中，消除因投影转换和分辨率差异导致的数据错位；再次，对时序数据进行规范化组织，按时间窗口抽取、填充和掩码处理，形成结构化的输入张量；最后，将静态目标（如高程、土地覆盖）与动态目标（如光学影像、SAR数据）分离处理，避免静态信息干扰时序学习。经过上述AI-ready处理后的数据，可直接输入本发明的嵌入底座进行训练，无需额外的数据清洗和格式转换，显著降低了下游应用的数据准备成本。</w:t>
+        </w:r>
+      </w:ins>
     </w:p>
     <w:p>
       <w:pPr>
